--- a/ky/wisdom-stories/hot-bread.docx
+++ b/ky/wisdom-stories/hot-bread.docx
@@ -255,7 +255,7 @@
           <w:sz w:val="22"/>
           <w:lang w:val="ky-KG"/>
         </w:rPr>
-        <w:t>— Ата, бул — бизден белек. Бүгүн жума; биз ар жумада үч ысык нан таратабыз. Аш болсун.</w:t>
+        <w:t>— Ата, бул — бизден бир үлүш. Бүгүн жума; биз ар жумада үч ысык нан таратабыз. Аш болсун.</w:t>
       </w:r>
     </w:p>
     <w:p>
@@ -471,25 +471,25 @@
           <w:sz w:val="22"/>
           <w:lang w:val="ky-KG"/>
         </w:rPr>
-        <w:t>Карыя токтоп, үн чыккан жакты карады. Жаш келин ага эки толо баштык сунду:</w:t>
-      </w:r>
-    </w:p>
-    <w:p>
-      <w:pPr>
-        <w:keepNext w:val="0"/>
-        <w:keepLines w:val="0"/>
-        <w:pageBreakBefore w:val="0"/>
-        <w:widowControl/>
-        <w:spacing w:line="269" w:lineRule="auto" w:after="120" w:before="0"/>
-      </w:pPr>
-      <w:r>
-        <w:rPr>
-          <w:rFonts w:ascii="Arial" w:eastAsia="Arial" w:hAnsi="Arial"/>
-          <w:color w:val="000000"/>
-          <w:sz w:val="22"/>
-          <w:lang w:val="ky-KG"/>
-        </w:rPr>
-        <w:t>— Атаке, бул Рамазанда жолдон өткөн ар бир адамга тамак берип жатабыз, сиз да кабыл алыңызчы. Суранам, бизди капа кылбай, бул баштыктарды алыңыз.</w:t>
+        <w:t>Карыя токтоп, үн чыккан жакты карады. Жаш аял ага эки толо баштык сунду:</w:t>
+      </w:r>
+    </w:p>
+    <w:p>
+      <w:pPr>
+        <w:keepNext w:val="0"/>
+        <w:keepLines w:val="0"/>
+        <w:pageBreakBefore w:val="0"/>
+        <w:widowControl/>
+        <w:spacing w:line="269" w:lineRule="auto" w:after="120" w:before="0"/>
+      </w:pPr>
+      <w:r>
+        <w:rPr>
+          <w:rFonts w:ascii="Arial" w:eastAsia="Arial" w:hAnsi="Arial"/>
+          <w:color w:val="000000"/>
+          <w:sz w:val="22"/>
+          <w:lang w:val="ky-KG"/>
+        </w:rPr>
+        <w:t>— Атаке, бул Рамазанда жолдон өткөндөргө тамак берип жатабыз, сиз да кабыл алыңызчы. Суранам, бул баштыктарды алып, бизди кубантыңыз.</w:t>
       </w:r>
     </w:p>
     <w:p>
@@ -597,7 +597,7 @@
           <w:sz w:val="22"/>
           <w:lang w:val="ky-KG"/>
         </w:rPr>
-        <w:t>— Ашканада. Омлет жасайм деди, Орхан омлетти абдан жакшы көрөт.</w:t>
+        <w:t>— Ашканада. Жумуртка бышырам деди, Орхан кайгананы абдан жакшы көрөт.</w:t>
       </w:r>
     </w:p>
     <w:p>
@@ -741,25 +741,25 @@
           <w:sz w:val="22"/>
           <w:lang w:val="ky-KG"/>
         </w:rPr>
-        <w:t>— Ой, абышка, мынча көп нерсени кайдан алдың?</w:t>
-      </w:r>
-    </w:p>
-    <w:p>
-      <w:pPr>
-        <w:keepNext w:val="0"/>
-        <w:keepLines w:val="0"/>
-        <w:pageBreakBefore w:val="0"/>
-        <w:widowControl/>
-        <w:spacing w:line="269" w:lineRule="auto" w:after="120" w:before="0"/>
-      </w:pPr>
-      <w:r>
-        <w:rPr>
-          <w:rFonts w:ascii="Arial" w:eastAsia="Arial" w:hAnsi="Arial"/>
-          <w:color w:val="000000"/>
-          <w:sz w:val="22"/>
-          <w:lang w:val="ky-KG"/>
-        </w:rPr>
-        <w:t>— Булар — белек, кемпир.</w:t>
+        <w:t>— Ой, абышка, мынча көп нерсе алгансың го?</w:t>
+      </w:r>
+    </w:p>
+    <w:p>
+      <w:pPr>
+        <w:keepNext w:val="0"/>
+        <w:keepLines w:val="0"/>
+        <w:pageBreakBefore w:val="0"/>
+        <w:widowControl/>
+        <w:spacing w:line="269" w:lineRule="auto" w:after="120" w:before="0"/>
+      </w:pPr>
+      <w:r>
+        <w:rPr>
+          <w:rFonts w:ascii="Arial" w:eastAsia="Arial" w:hAnsi="Arial"/>
+          <w:color w:val="000000"/>
+          <w:sz w:val="22"/>
+          <w:lang w:val="ky-KG"/>
+        </w:rPr>
+        <w:t>— Булар — үлүш, кемпир.</w:t>
       </w:r>
     </w:p>
     <w:p>
@@ -795,7 +795,7 @@
           <w:sz w:val="22"/>
           <w:lang w:val="ky-KG"/>
         </w:rPr>
-        <w:t>Азан айтылды. Ооз ачарды омлет менен башташты. Ысык нан өзгөчө жарашты. Баштыктарда май да, сыр да бар экен. Чай менен абдан даамдуу болду.</w:t>
+        <w:t>Азан айтылды. Ооз ачарды кайгана менен башташты. Ысык нан өзгөчө жарашты. Баштыктарда май да, сыр да бар экен. Чай менен абдан даамдуу болду.</w:t>
       </w:r>
     </w:p>
     <w:p>
@@ -1035,7 +1035,7 @@
           <w:sz w:val="22"/>
           <w:lang w:val="ky-KG"/>
         </w:rPr>
-        <w:t xml:space="preserve">Сабак: </w:t>
+        <w:t>Сабак: Чын жүрөктөн чыккан баланын дубасы жана бир нече боорукер адамдын жакшылыгы бир үй-бүлөнүн кайгысына даба болот. Бөлүшө билген коомдо эч ким ач калбайт.</w:t>
       </w:r>
       <w:r>
         <w:rPr>
@@ -1044,7 +1044,6 @@
           <w:sz w:val="22"/>
           <w:lang w:val="ky-KG"/>
         </w:rPr>
-        <w:t>Баланын ак тилеги менен адамдардын боорукерлиги бир үйгө кубаныч алып келди. Ырыскыны бөлүшкөн жерде береке болот.</w:t>
       </w:r>
     </w:p>
     <w:p>
@@ -1064,7 +1063,7 @@
           <w:sz w:val="18"/>
           <w:lang w:val="ky-KG"/>
         </w:rPr>
-        <w:t>Окуя ачык интернет булактарынан алынды.</w:t>
+        <w:t>Аңгемелер ачык интернет булактарынан алынган, иллюстрациялар болсо ЖИ менен түзүлгөн.</w:t>
       </w:r>
     </w:p>
     <w:sectPr>

--- a/ky/wisdom-stories/hot-bread.docx
+++ b/ky/wisdom-stories/hot-bread.docx
@@ -3,1069 +3,288 @@
 <w:document xmlns:wpc="http://schemas.microsoft.com/office/word/2010/wordprocessingCanvas" xmlns:cx="http://schemas.microsoft.com/office/drawing/2014/chartex" xmlns:cx1="http://schemas.microsoft.com/office/drawing/2015/9/8/chartex" xmlns:cx2="http://schemas.microsoft.com/office/drawing/2015/10/21/chartex" xmlns:cx3="http://schemas.microsoft.com/office/drawing/2016/5/9/chartex" xmlns:cx4="http://schemas.microsoft.com/office/drawing/2016/5/10/chartex" xmlns:cx5="http://schemas.microsoft.com/office/drawing/2016/5/11/chartex" xmlns:cx6="http://schemas.microsoft.com/office/drawing/2016/5/12/chartex" xmlns:cx7="http://schemas.microsoft.com/office/drawing/2016/5/13/chartex" xmlns:cx8="http://schemas.microsoft.com/office/drawing/2016/5/14/chartex" xmlns:mc="http://schemas.openxmlformats.org/markup-compatibility/2006" xmlns:aink="http://schemas.microsoft.com/office/drawing/2016/ink" xmlns:am3d="http://schemas.microsoft.com/office/drawing/2017/model3d" xmlns:o="urn:schemas-microsoft-com:office:office" xmlns:oel="http://schemas.microsoft.com/office/2019/extlst" xmlns:r="http://schemas.openxmlformats.org/officeDocument/2006/relationships" xmlns:m="http://schemas.openxmlformats.org/officeDocument/2006/math" xmlns:v="urn:schemas-microsoft-com:vml" xmlns:wp14="http://schemas.microsoft.com/office/word/2010/wordprocessingDrawing" xmlns:wp="http://schemas.openxmlformats.org/drawingml/2006/wordprocessingDrawing" xmlns:w10="urn:schemas-microsoft-com:office:word" xmlns:w="http://schemas.openxmlformats.org/wordprocessingml/2006/main" xmlns:w14="http://schemas.microsoft.com/office/word/2010/wordml" xmlns:w15="http://schemas.microsoft.com/office/word/2012/wordml" xmlns:w16cex="http://schemas.microsoft.com/office/word/2018/wordml/cex" xmlns:w16cid="http://schemas.microsoft.com/office/word/2016/wordml/cid" xmlns:w16="http://schemas.microsoft.com/office/word/2018/wordml" xmlns:w16du="http://schemas.microsoft.com/office/word/2023/wordml/word16du" xmlns:w16sdtdh="http://schemas.microsoft.com/office/word/2020/wordml/sdtdatahash" xmlns:w16sdtfl="http://schemas.microsoft.com/office/word/2024/wordml/sdtformatlock" xmlns:w16se="http://schemas.microsoft.com/office/word/2015/wordml/symex" xmlns:wpg="http://schemas.microsoft.com/office/word/2010/wordprocessingGroup" xmlns:wpi="http://schemas.microsoft.com/office/word/2010/wordprocessingInk" xmlns:wne="http://schemas.microsoft.com/office/word/2006/wordml" xmlns:wps="http://schemas.microsoft.com/office/word/2010/wordprocessingShape" mc:Ignorable="w14 w15 w16se w16cid w16 w16cex w16sdtdh w16sdtfl w16du wp14">
   <w:body>
     <w:p>
-      <w:pPr>
-        <w:pStyle w:val="Title"/>
-        <w:keepNext/>
-        <w:keepLines w:val="0"/>
-        <w:pageBreakBefore w:val="0"/>
-        <w:widowControl/>
-        <w:spacing w:line="269" w:lineRule="auto" w:after="180" w:before="0"/>
-      </w:pPr>
-      <w:bookmarkStart w:id="10090" w:name="Story_91"/>
       <w:r>
         <w:rPr>
-          <w:rFonts w:ascii="Arial" w:hAnsi="Arial"/>
           <w:b/>
-          <w:color w:val="000000"/>
-          <w:sz w:val="34"/>
-          <w:lang w:val="ky-KG"/>
+          <w:bCs/>
         </w:rPr>
         <w:t>Ысык нан</w:t>
       </w:r>
-      <w:bookmarkEnd w:id="10090"/>
-    </w:p>
-    <w:p>
-      <w:pPr>
-        <w:keepNext w:val="0"/>
-        <w:keepLines w:val="0"/>
-        <w:pageBreakBefore w:val="0"/>
-        <w:widowControl/>
-        <w:spacing w:line="269" w:lineRule="auto" w:after="120" w:before="0"/>
-      </w:pPr>
+    </w:p>
+    <w:p>
+      <w:r>
+        <w:t>Жаңы бышкан нандын жыты бүт көчөгө тарап турган.</w:t>
+      </w:r>
+    </w:p>
+    <w:p>
+      <w:r>
+        <w:t>Карыя нан дүкөнүнүн алдына токтоду. Небереси бир нече күндөн бери ысык нан сурап жүргөн. Ал чөнтөгүндөгү майда акчасын санап, кезекке турду. Акчасы бир нанга гана жетчү. Мүмкүнчүлүгү болсо, экөөнү алмак.</w:t>
+      </w:r>
+    </w:p>
+    <w:p>
+      <w:r>
+        <w:t>Кезеги келгенде акчасын сунду. Бирок нан сатуучу акчаны албай, ага баштык карматты:</w:t>
+      </w:r>
+    </w:p>
+    <w:p>
+      <w:r>
+        <w:t>— Алыңыз, ата. Тамагыңыз таттуу болсун.</w:t>
+      </w:r>
+    </w:p>
+    <w:p>
+      <w:r>
+        <w:t>Баштыкта үч нан бар эле.</w:t>
+      </w:r>
+    </w:p>
+    <w:p>
+      <w:r>
+        <w:t>— Балам, мен бир эле нан алмакмын.</w:t>
+      </w:r>
+    </w:p>
+    <w:p>
+      <w:r>
+        <w:t>— Үчөөнү тең алыңыз. Үйдө жейсиздер.</w:t>
+      </w:r>
+    </w:p>
+    <w:p>
+      <w:r>
+        <w:t>Карыя жакыныраак келип, башкалар укпагандай акырын айтты:</w:t>
+      </w:r>
+    </w:p>
+    <w:p>
+      <w:r>
+        <w:t>— Акчам бирөөнө гана жетет.</w:t>
+      </w:r>
+    </w:p>
+    <w:p>
+      <w:r>
+        <w:t>Нан сатуучу жылмайды:</w:t>
+      </w:r>
+    </w:p>
+    <w:p>
+      <w:r>
+        <w:t>— Акчанын кереги жок, ата. Бүгүн жума. Ар жумада ысык нан таратабыз. Бул үчөө — сиздин үлүшүңүз.</w:t>
+      </w:r>
+    </w:p>
+    <w:p>
+      <w:r>
+        <w:t>— Аллах ыраазы болсун, балам.</w:t>
+      </w:r>
+    </w:p>
+    <w:p>
+      <w:r>
+        <w:t>— Оомийин, ата. Насип кылсын!</w:t>
+      </w:r>
+    </w:p>
+    <w:p>
+      <w:r>
+        <w:t>Карыя бир нече кадам узай электе артынан бир жигит үн катты:</w:t>
+      </w:r>
+    </w:p>
+    <w:p>
+      <w:r>
+        <w:t>— Ата, бир аз күтө туруңузчу!</w:t>
+      </w:r>
+    </w:p>
+    <w:p>
+      <w:r>
+        <w:t>Ал бурулуп карады.</w:t>
+      </w:r>
+    </w:p>
+    <w:p>
+      <w:r>
+        <w:t>— Бул — апамдын зекети. Кабыл алсаңыз, бизди кубантасыз.</w:t>
+      </w:r>
+    </w:p>
+    <w:p>
+      <w:r>
+        <w:t>Жигит анын чөнтөгүнө конверт салып койду.</w:t>
+      </w:r>
+    </w:p>
+    <w:p>
+      <w:r>
+        <w:t>— Аллах кабыл кылсын, балам. Апаңдан да ыраазы болсун.</w:t>
+      </w:r>
+    </w:p>
+    <w:p>
+      <w:r>
+        <w:t>Базардын жанынан өтүп баратканда аны бир аял токтотту. Колунда азык-түлүк толгон эки баштык бар экен.</w:t>
+      </w:r>
+    </w:p>
+    <w:p>
+      <w:r>
+        <w:t>— Ата, Рамазанга карата азык-түлүк таратып жатабыз. Буларды сиз алыңыз.</w:t>
+      </w:r>
+    </w:p>
+    <w:p>
+      <w:r>
+        <w:t>— Аллах кабыл кылсын, кызым.</w:t>
+      </w:r>
+    </w:p>
+    <w:p>
+      <w:r>
+        <w:t>Карыя үйүнө жеткенде жүктөн чарчап, энтигип калган эле. Кызы эшикти ачып, колундагыларын алды.</w:t>
+      </w:r>
+    </w:p>
+    <w:p>
+      <w:r>
+        <w:lastRenderedPageBreak/>
+        <w:t>— Келиңиз, ата.</w:t>
+      </w:r>
+    </w:p>
+    <w:p>
+      <w:r>
+        <w:t>— Апаң кайда?</w:t>
+      </w:r>
+    </w:p>
+    <w:p>
+      <w:r>
+        <w:t>— Ашканада. Ооз ачарга жумуртка кууруп жатат. Орхан жакшы көрөт эмеспи.</w:t>
+      </w:r>
+    </w:p>
+    <w:p>
+      <w:r>
+        <w:t>Небереси чуркап келди:</w:t>
+      </w:r>
+    </w:p>
+    <w:p>
+      <w:r>
+        <w:t>— Чоң ата, ысык нан алдыңызбы?</w:t>
+      </w:r>
+    </w:p>
+    <w:p>
+      <w:r>
+        <w:t>— Алдым, балам. Үчөө!</w:t>
+      </w:r>
+    </w:p>
+    <w:p>
+      <w:r>
+        <w:t>— Ура! Чоң атам азамат!</w:t>
+      </w:r>
+    </w:p>
+    <w:p>
+      <w:r>
+        <w:t>Кызы баштыктарды карап таң калды:</w:t>
+      </w:r>
+    </w:p>
+    <w:p>
+      <w:r>
+        <w:t>— Ата, эртең менен акчаңыз дээрлик жок эле го. Мунун баарын кантип алдыңыз?</w:t>
+      </w:r>
+    </w:p>
+    <w:p>
+      <w:r>
+        <w:t>— Аллах жеткирди, кызым.</w:t>
+      </w:r>
+    </w:p>
+    <w:p>
+      <w:r>
+        <w:t>Байбичеси да ашканадан чыкты. Карыя жолдо болгон окуяларды бирден айтып берди.</w:t>
+      </w:r>
+    </w:p>
+    <w:p>
+      <w:r>
+        <w:t>Азан угулганда үй-бүлө ооз ачууга дасторконго отурду. Куурулган жумуртканын жанында ысык нан турду. Баштыктардан май, сыр, халва жана башка азыктар чыкты. Көптөн бери дасторкондору мынчалык мол, көңүлдөрү мынчалык тынч боло элек болчу.</w:t>
+      </w:r>
+    </w:p>
+    <w:p>
+      <w:r>
+        <w:t>Тамактан кийин Орхан ордунан турду:</w:t>
+      </w:r>
+    </w:p>
+    <w:p>
+      <w:r>
+        <w:t>— Бөлмөмө барып дуба кылам.</w:t>
+      </w:r>
+    </w:p>
+    <w:p>
+      <w:r>
+        <w:t>Чоң атасы жылмайды:</w:t>
+      </w:r>
+    </w:p>
+    <w:p>
+      <w:r>
+        <w:t>— Жатарда кылсаң болот, балам. Азыр эрте эмеспи.</w:t>
+      </w:r>
+    </w:p>
+    <w:p>
+      <w:r>
+        <w:t>— Жок, чоң ата. Кечээ дал ушул маалда дуба кылгам. Аллахтан ысык нан менен сыр сурагам. Бүгүн келди. Эми сиздин тишиңизди жасатканга акча жиберишин сурайм. Тамакты араң чайнап жатасыз го.</w:t>
+      </w:r>
+    </w:p>
+    <w:p>
+      <w:r>
+        <w:t>Апасы муңайым жылмайды:</w:t>
+      </w:r>
+    </w:p>
+    <w:p>
+      <w:r>
+        <w:t>— Атаң тирүү болуп, сени азыр көрсө кана…</w:t>
+      </w:r>
+    </w:p>
+    <w:p>
+      <w:r>
+        <w:t>— Мен атамды түшүмдө көрөм, апа. Түшүмдө мага дуба кыл дейт.</w:t>
+      </w:r>
+    </w:p>
+    <w:p>
+      <w:r>
+        <w:t>Карыянын эсине чөнтөгүндөгү конверт түштү. Ал илгичте турган күрмөсүнө барып, конвертти алып чыкты. Ичинде күткөнүнөн алда канча көп акча бар экен.</w:t>
+      </w:r>
+    </w:p>
+    <w:p>
+      <w:r>
+        <w:t>Көзүнө жаш толду.</w:t>
+      </w:r>
+    </w:p>
+    <w:p>
+      <w:r>
+        <w:t>— Эмне болду? — деп байбичеси чочуп сурады.</w:t>
+      </w:r>
+    </w:p>
+    <w:p>
+      <w:r>
+        <w:lastRenderedPageBreak/>
+        <w:t>Карыя конвертти ага сунду:</w:t>
+      </w:r>
+    </w:p>
+    <w:p>
+      <w:r>
+        <w:t>— Карачы… Бул акчага майрамга чейин экөөбүз тең тишибизди жасата алабыз.</w:t>
+      </w:r>
+    </w:p>
+    <w:p>
+      <w:r>
+        <w:t>Анан небересин карап, акырын айтты:</w:t>
+      </w:r>
+    </w:p>
+    <w:p>
+      <w:r>
+        <w:t>— Өзүңө шүгүр, Аллахым. Бүгүн канча жакшы адам аркылуу үйүбүзгө кубаныч жеткирдиң.</w:t>
+      </w:r>
+    </w:p>
+    <w:p>
       <w:r>
         <w:rPr>
-          <w:rFonts w:ascii="Arial" w:eastAsia="Arial" w:hAnsi="Arial"/>
-          <w:color w:val="000000"/>
-          <w:sz w:val="22"/>
-          <w:lang w:val="ky-KG"/>
+          <w:b/>
+          <w:bCs/>
         </w:rPr>
-        <w:t>Жаңы бышкан ысык нандын жыты бүт көчөгө тараган эле.</w:t>
-      </w:r>
-    </w:p>
-    <w:p>
-      <w:pPr>
-        <w:keepNext w:val="0"/>
-        <w:keepLines w:val="0"/>
-        <w:pageBreakBefore w:val="0"/>
-        <w:widowControl/>
-        <w:spacing w:line="269" w:lineRule="auto" w:after="120" w:before="0"/>
-      </w:pPr>
+        <w:t>Сабак:</w:t>
+      </w:r>
+      <w:r>
+        <w:t xml:space="preserve"> Бул үй-бүлөнүн дасторконунда баланын дубасы менен адамдардын жакшылыгы табышты. Бирөөнүн муктаждыгын байкап, кол сунсак, анын үмүтүнүн орундалышына себепчи боло алабыз. Бөлүшкөн наныбыз бир үйгө токчулук гана эмес, кубаныч да алып келет.</w:t>
+      </w:r>
+    </w:p>
+    <w:p>
       <w:r>
         <w:rPr>
-          <w:rFonts w:ascii="Arial" w:eastAsia="Arial" w:hAnsi="Arial"/>
-          <w:color w:val="000000"/>
-          <w:sz w:val="22"/>
-          <w:lang w:val="ky-KG"/>
+          <w:i/>
+          <w:iCs/>
         </w:rPr>
-        <w:t>Карыя нан бышыруучу жайга жакындады. Небересине ысык нан алып барышы керек эле. Бала бир нече күндөн бери жаңы нан сурап жүргөн.</w:t>
-      </w:r>
-    </w:p>
-    <w:p>
-      <w:pPr>
-        <w:keepNext w:val="0"/>
-        <w:keepLines w:val="0"/>
-        <w:pageBreakBefore w:val="0"/>
-        <w:widowControl/>
-        <w:spacing w:line="269" w:lineRule="auto" w:after="120" w:before="0"/>
-      </w:pPr>
-      <w:r>
-        <w:rPr>
-          <w:rFonts w:ascii="Arial" w:eastAsia="Arial" w:hAnsi="Arial"/>
-          <w:color w:val="000000"/>
-          <w:sz w:val="22"/>
-          <w:lang w:val="ky-KG"/>
-        </w:rPr>
-        <w:t>Эл нан алуу үчүн кезекке турушуптур. Ал да кезекке турду.</w:t>
-      </w:r>
-    </w:p>
-    <w:p>
-      <w:pPr>
-        <w:keepNext w:val="0"/>
-        <w:keepLines w:val="0"/>
-        <w:pageBreakBefore w:val="0"/>
-        <w:widowControl/>
-        <w:spacing w:line="269" w:lineRule="auto" w:after="120" w:before="0"/>
-      </w:pPr>
-      <w:r>
-        <w:rPr>
-          <w:rFonts w:ascii="Arial" w:eastAsia="Arial" w:hAnsi="Arial"/>
-          <w:color w:val="000000"/>
-          <w:sz w:val="22"/>
-          <w:lang w:val="ky-KG"/>
-        </w:rPr>
-        <w:t>Киши көп эмес экен, кезеги бат эле жетти.</w:t>
-      </w:r>
-    </w:p>
-    <w:p>
-      <w:pPr>
-        <w:keepNext w:val="0"/>
-        <w:keepLines w:val="0"/>
-        <w:pageBreakBefore w:val="0"/>
-        <w:widowControl/>
-        <w:spacing w:line="269" w:lineRule="auto" w:after="120" w:before="0"/>
-      </w:pPr>
-      <w:r>
-        <w:rPr>
-          <w:rFonts w:ascii="Arial" w:eastAsia="Arial" w:hAnsi="Arial"/>
-          <w:color w:val="000000"/>
-          <w:sz w:val="22"/>
-          <w:lang w:val="ky-KG"/>
-        </w:rPr>
-        <w:t>Чөнтөгүнөн майда тыйын чыгарды. Акчасы көбүрөөк болгондо, эки нан алмак. Акчасын наабайчыга сунду. Бирок наабайчы карыядан акча албай, колуна бир баштык карматты.</w:t>
-      </w:r>
-    </w:p>
-    <w:p>
-      <w:pPr>
-        <w:keepNext w:val="0"/>
-        <w:keepLines w:val="0"/>
-        <w:pageBreakBefore w:val="0"/>
-        <w:widowControl/>
-        <w:spacing w:line="269" w:lineRule="auto" w:after="120" w:before="0"/>
-      </w:pPr>
-      <w:r>
-        <w:rPr>
-          <w:rFonts w:ascii="Arial" w:hAnsi="Arial"/>
-          <w:color w:val="000000"/>
-          <w:sz w:val="22"/>
-          <w:lang w:val="ky-KG"/>
-        </w:rPr>
-        <w:t>— Алыңыз, ата, аш болсун.</w:t>
-      </w:r>
-    </w:p>
-    <w:p>
-      <w:pPr>
-        <w:keepNext w:val="0"/>
-        <w:keepLines w:val="0"/>
-        <w:pageBreakBefore w:val="0"/>
-        <w:widowControl/>
-        <w:spacing w:line="269" w:lineRule="auto" w:after="120" w:before="0"/>
-      </w:pPr>
-      <w:r>
-        <w:rPr>
-          <w:rFonts w:ascii="Arial" w:eastAsia="Arial" w:hAnsi="Arial"/>
-          <w:color w:val="000000"/>
-          <w:sz w:val="22"/>
-          <w:lang w:val="ky-KG"/>
-        </w:rPr>
-        <w:t>Баштыктын ичинде үч нан бар эле.</w:t>
-      </w:r>
-    </w:p>
-    <w:p>
-      <w:pPr>
-        <w:keepNext w:val="0"/>
-        <w:keepLines w:val="0"/>
-        <w:pageBreakBefore w:val="0"/>
-        <w:widowControl/>
-        <w:spacing w:line="269" w:lineRule="auto" w:after="120" w:before="0"/>
-      </w:pPr>
-      <w:r>
-        <w:rPr>
-          <w:rFonts w:ascii="Arial" w:eastAsia="Arial" w:hAnsi="Arial"/>
-          <w:color w:val="000000"/>
-          <w:sz w:val="22"/>
-          <w:lang w:val="ky-KG"/>
-        </w:rPr>
-        <w:t>— Уулум, мен бир эле нан алайын дегем.</w:t>
-      </w:r>
-    </w:p>
-    <w:p>
-      <w:pPr>
-        <w:keepNext w:val="0"/>
-        <w:keepLines w:val="0"/>
-        <w:pageBreakBefore w:val="0"/>
-        <w:widowControl/>
-        <w:spacing w:line="269" w:lineRule="auto" w:after="120" w:before="0"/>
-      </w:pPr>
-      <w:r>
-        <w:rPr>
-          <w:rFonts w:ascii="Arial" w:eastAsia="Arial" w:hAnsi="Arial"/>
-          <w:color w:val="000000"/>
-          <w:sz w:val="22"/>
-          <w:lang w:val="ky-KG"/>
-        </w:rPr>
-        <w:t>— Үчөөнү тең алыңыз, ата, кийин да жейсиз.</w:t>
-      </w:r>
-    </w:p>
-    <w:p>
-      <w:pPr>
-        <w:keepNext w:val="0"/>
-        <w:keepLines w:val="0"/>
-        <w:pageBreakBefore w:val="0"/>
-        <w:widowControl/>
-        <w:spacing w:line="269" w:lineRule="auto" w:after="120" w:before="0"/>
-      </w:pPr>
-      <w:r>
-        <w:rPr>
-          <w:rFonts w:ascii="Arial" w:eastAsia="Arial" w:hAnsi="Arial"/>
-          <w:color w:val="000000"/>
-          <w:sz w:val="22"/>
-          <w:lang w:val="ky-KG"/>
-        </w:rPr>
-        <w:t>Карыя наабайчыга акырын жакындап, кулагына шыбырады:</w:t>
-      </w:r>
-    </w:p>
-    <w:p>
-      <w:pPr>
-        <w:keepNext w:val="0"/>
-        <w:keepLines w:val="0"/>
-        <w:pageBreakBefore w:val="0"/>
-        <w:widowControl/>
-        <w:spacing w:line="269" w:lineRule="auto" w:after="120" w:before="0"/>
-      </w:pPr>
-      <w:r>
-        <w:rPr>
-          <w:rFonts w:ascii="Arial" w:eastAsia="Arial" w:hAnsi="Arial"/>
-          <w:color w:val="000000"/>
-          <w:sz w:val="22"/>
-          <w:lang w:val="ky-KG"/>
-        </w:rPr>
-        <w:t>— Уулум, менин бир эле нанга жетчү акчам бар.</w:t>
-      </w:r>
-    </w:p>
-    <w:p>
-      <w:pPr>
-        <w:keepNext w:val="0"/>
-        <w:keepLines w:val="0"/>
-        <w:pageBreakBefore w:val="0"/>
-        <w:widowControl/>
-        <w:spacing w:line="269" w:lineRule="auto" w:after="120" w:before="0"/>
-      </w:pPr>
-      <w:r>
-        <w:rPr>
-          <w:rFonts w:ascii="Arial" w:eastAsia="Arial" w:hAnsi="Arial"/>
-          <w:color w:val="000000"/>
-          <w:sz w:val="22"/>
-          <w:lang w:val="ky-KG"/>
-        </w:rPr>
-        <w:t>Наабайчы жылмайды:</w:t>
-      </w:r>
-    </w:p>
-    <w:p>
-      <w:pPr>
-        <w:keepNext w:val="0"/>
-        <w:keepLines w:val="0"/>
-        <w:pageBreakBefore w:val="0"/>
-        <w:widowControl/>
-        <w:spacing w:line="269" w:lineRule="auto" w:after="120" w:before="0"/>
-      </w:pPr>
-      <w:r>
-        <w:rPr>
-          <w:rFonts w:ascii="Arial" w:hAnsi="Arial"/>
-          <w:color w:val="000000"/>
-          <w:sz w:val="22"/>
-          <w:lang w:val="ky-KG"/>
-        </w:rPr>
-        <w:t>— Ата, бул — бизден бир үлүш. Бүгүн жума; биз ар жумада үч ысык нан таратабыз. Аш болсун.</w:t>
-      </w:r>
-    </w:p>
-    <w:p>
-      <w:pPr>
-        <w:keepNext w:val="0"/>
-        <w:keepLines w:val="0"/>
-        <w:pageBreakBefore w:val="0"/>
-        <w:widowControl/>
-        <w:spacing w:line="269" w:lineRule="auto" w:after="120" w:before="0"/>
-      </w:pPr>
-      <w:r>
-        <w:rPr>
-          <w:rFonts w:ascii="Arial" w:eastAsia="Arial" w:hAnsi="Arial"/>
-          <w:color w:val="000000"/>
-          <w:sz w:val="22"/>
-          <w:lang w:val="ky-KG"/>
-        </w:rPr>
-        <w:t>— Аллах ыраазы болсун, балам.</w:t>
-      </w:r>
-    </w:p>
-    <w:p>
-      <w:pPr>
-        <w:keepNext w:val="0"/>
-        <w:keepLines w:val="0"/>
-        <w:pageBreakBefore w:val="0"/>
-        <w:widowControl/>
-        <w:spacing w:line="269" w:lineRule="auto" w:after="120" w:before="0"/>
-      </w:pPr>
-      <w:r>
-        <w:rPr>
-          <w:rFonts w:ascii="Arial" w:eastAsia="Arial" w:hAnsi="Arial"/>
-          <w:color w:val="000000"/>
-          <w:sz w:val="22"/>
-          <w:lang w:val="ky-KG"/>
-        </w:rPr>
-        <w:t>— Оомийин!</w:t>
-      </w:r>
-    </w:p>
-    <w:p>
-      <w:pPr>
-        <w:keepNext w:val="0"/>
-        <w:keepLines w:val="0"/>
-        <w:pageBreakBefore w:val="0"/>
-        <w:widowControl/>
-        <w:spacing w:line="269" w:lineRule="auto" w:after="120" w:before="0"/>
-      </w:pPr>
-      <w:r>
-        <w:rPr>
-          <w:rFonts w:ascii="Arial" w:eastAsia="Arial" w:hAnsi="Arial"/>
-          <w:color w:val="000000"/>
-          <w:sz w:val="22"/>
-          <w:lang w:val="ky-KG"/>
-        </w:rPr>
-        <w:t>Нан бышыруучу жайдан жаңы эле узай бергенде, бирөө карыяга үн катты:</w:t>
-      </w:r>
-    </w:p>
-    <w:p>
-      <w:pPr>
-        <w:keepNext w:val="0"/>
-        <w:keepLines w:val="0"/>
-        <w:pageBreakBefore w:val="0"/>
-        <w:widowControl/>
-        <w:spacing w:line="269" w:lineRule="auto" w:after="120" w:before="0"/>
-      </w:pPr>
-      <w:r>
-        <w:rPr>
-          <w:rFonts w:ascii="Arial" w:eastAsia="Arial" w:hAnsi="Arial"/>
-          <w:color w:val="000000"/>
-          <w:sz w:val="22"/>
-          <w:lang w:val="ky-KG"/>
-        </w:rPr>
-        <w:t>— Ата, ата!</w:t>
-      </w:r>
-    </w:p>
-    <w:p>
-      <w:pPr>
-        <w:keepNext w:val="0"/>
-        <w:keepLines w:val="0"/>
-        <w:pageBreakBefore w:val="0"/>
-        <w:widowControl/>
-        <w:spacing w:line="269" w:lineRule="auto" w:after="120" w:before="0"/>
-      </w:pPr>
-      <w:r>
-        <w:rPr>
-          <w:rFonts w:ascii="Arial" w:eastAsia="Arial" w:hAnsi="Arial"/>
-          <w:color w:val="000000"/>
-          <w:sz w:val="22"/>
-          <w:lang w:val="ky-KG"/>
-        </w:rPr>
-        <w:t>Карыя бурулуп карады:</w:t>
-      </w:r>
-    </w:p>
-    <w:p>
-      <w:pPr>
-        <w:keepNext w:val="0"/>
-        <w:keepLines w:val="0"/>
-        <w:pageBreakBefore w:val="0"/>
-        <w:widowControl/>
-        <w:spacing w:line="269" w:lineRule="auto" w:after="120" w:before="0"/>
-      </w:pPr>
-      <w:r>
-        <w:rPr>
-          <w:rFonts w:ascii="Arial" w:eastAsia="Arial" w:hAnsi="Arial"/>
-          <w:color w:val="000000"/>
-          <w:sz w:val="22"/>
-          <w:lang w:val="ky-KG"/>
-        </w:rPr>
-        <w:t>— Угуп жатам, уулум.</w:t>
-      </w:r>
-    </w:p>
-    <w:p>
-      <w:pPr>
-        <w:keepNext w:val="0"/>
-        <w:keepLines w:val="0"/>
-        <w:pageBreakBefore w:val="0"/>
-        <w:widowControl/>
-        <w:spacing w:line="269" w:lineRule="auto" w:after="120" w:before="0"/>
-      </w:pPr>
-      <w:r>
-        <w:rPr>
-          <w:rFonts w:ascii="Arial" w:eastAsia="Arial" w:hAnsi="Arial"/>
-          <w:color w:val="000000"/>
-          <w:sz w:val="22"/>
-          <w:lang w:val="ky-KG"/>
-        </w:rPr>
-        <w:t>— Ата, бул апамдын зекети эле; кабыл алсаңыз, абдан кубанам.</w:t>
-      </w:r>
-    </w:p>
-    <w:p>
-      <w:pPr>
-        <w:keepNext w:val="0"/>
-        <w:keepLines w:val="0"/>
-        <w:pageBreakBefore w:val="0"/>
-        <w:widowControl/>
-        <w:spacing w:line="269" w:lineRule="auto" w:after="120" w:before="0"/>
-      </w:pPr>
-      <w:r>
-        <w:rPr>
-          <w:rFonts w:ascii="Arial" w:eastAsia="Arial" w:hAnsi="Arial"/>
-          <w:color w:val="000000"/>
-          <w:sz w:val="22"/>
-          <w:lang w:val="ky-KG"/>
-        </w:rPr>
-        <w:t>Жигит карыянын чөнтөгүнө бир конверт салды.</w:t>
-      </w:r>
-    </w:p>
-    <w:p>
-      <w:pPr>
-        <w:keepNext w:val="0"/>
-        <w:keepLines w:val="0"/>
-        <w:pageBreakBefore w:val="0"/>
-        <w:widowControl/>
-        <w:spacing w:line="269" w:lineRule="auto" w:after="120" w:before="0"/>
-      </w:pPr>
-      <w:r>
-        <w:rPr>
-          <w:rFonts w:ascii="Arial" w:eastAsia="Arial" w:hAnsi="Arial"/>
-          <w:color w:val="000000"/>
-          <w:sz w:val="22"/>
-          <w:lang w:val="ky-KG"/>
-        </w:rPr>
-        <w:t>— Аллах кабыл кылсын, уулум. Аллах апаңыздан ыраазы болсун.</w:t>
-      </w:r>
-    </w:p>
-    <w:p>
-      <w:pPr>
-        <w:keepNext w:val="0"/>
-        <w:keepLines w:val="0"/>
-        <w:pageBreakBefore w:val="0"/>
-        <w:widowControl/>
-        <w:spacing w:line="269" w:lineRule="auto" w:after="120" w:before="0"/>
-      </w:pPr>
-      <w:r>
-        <w:rPr>
-          <w:rFonts w:ascii="Arial" w:eastAsia="Arial" w:hAnsi="Arial"/>
-          <w:color w:val="000000"/>
-          <w:sz w:val="22"/>
-          <w:lang w:val="ky-KG"/>
-        </w:rPr>
-        <w:t>Базардын жанынан өтүп бара жатканда, бир аял ага үн катты:</w:t>
-      </w:r>
-    </w:p>
-    <w:p>
-      <w:pPr>
-        <w:keepNext w:val="0"/>
-        <w:keepLines w:val="0"/>
-        <w:pageBreakBefore w:val="0"/>
-        <w:widowControl/>
-        <w:spacing w:line="269" w:lineRule="auto" w:after="120" w:before="0"/>
-      </w:pPr>
-      <w:r>
-        <w:rPr>
-          <w:rFonts w:ascii="Arial" w:eastAsia="Arial" w:hAnsi="Arial"/>
-          <w:color w:val="000000"/>
-          <w:sz w:val="22"/>
-          <w:lang w:val="ky-KG"/>
-        </w:rPr>
-        <w:t>— Ата... Бир мүнөт токтой туруңузчу, суранам.</w:t>
-      </w:r>
-    </w:p>
-    <w:p>
-      <w:pPr>
-        <w:keepNext w:val="0"/>
-        <w:keepLines w:val="0"/>
-        <w:pageBreakBefore w:val="0"/>
-        <w:widowControl/>
-        <w:spacing w:line="269" w:lineRule="auto" w:after="120" w:before="0"/>
-      </w:pPr>
-      <w:r>
-        <w:rPr>
-          <w:rFonts w:ascii="Arial" w:eastAsia="Arial" w:hAnsi="Arial"/>
-          <w:color w:val="000000"/>
-          <w:sz w:val="22"/>
-          <w:lang w:val="ky-KG"/>
-        </w:rPr>
-        <w:t>Карыя токтоп, үн чыккан жакты карады. Жаш аял ага эки толо баштык сунду:</w:t>
-      </w:r>
-    </w:p>
-    <w:p>
-      <w:pPr>
-        <w:keepNext w:val="0"/>
-        <w:keepLines w:val="0"/>
-        <w:pageBreakBefore w:val="0"/>
-        <w:widowControl/>
-        <w:spacing w:line="269" w:lineRule="auto" w:after="120" w:before="0"/>
-      </w:pPr>
-      <w:r>
-        <w:rPr>
-          <w:rFonts w:ascii="Arial" w:eastAsia="Arial" w:hAnsi="Arial"/>
-          <w:color w:val="000000"/>
-          <w:sz w:val="22"/>
-          <w:lang w:val="ky-KG"/>
-        </w:rPr>
-        <w:t>— Атаке, бул Рамазанда жолдон өткөндөргө тамак берип жатабыз, сиз да кабыл алыңызчы. Суранам, бул баштыктарды алып, бизди кубантыңыз.</w:t>
-      </w:r>
-    </w:p>
-    <w:p>
-      <w:pPr>
-        <w:keepNext w:val="0"/>
-        <w:keepLines w:val="0"/>
-        <w:pageBreakBefore w:val="0"/>
-        <w:widowControl/>
-        <w:spacing w:line="269" w:lineRule="auto" w:after="120" w:before="0"/>
-      </w:pPr>
-      <w:r>
-        <w:rPr>
-          <w:rFonts w:ascii="Arial" w:eastAsia="Arial" w:hAnsi="Arial"/>
-          <w:color w:val="000000"/>
-          <w:sz w:val="22"/>
-          <w:lang w:val="ky-KG"/>
-        </w:rPr>
-        <w:t>— Аллах кабыл кылсын, кызым.</w:t>
-      </w:r>
-    </w:p>
-    <w:p>
-      <w:pPr>
-        <w:keepNext w:val="0"/>
-        <w:keepLines w:val="0"/>
-        <w:pageBreakBefore w:val="0"/>
-        <w:widowControl/>
-        <w:spacing w:line="269" w:lineRule="auto" w:after="120" w:before="0"/>
-      </w:pPr>
-      <w:r>
-        <w:rPr>
-          <w:rFonts w:ascii="Arial" w:eastAsia="Arial" w:hAnsi="Arial"/>
-          <w:color w:val="000000"/>
-          <w:sz w:val="22"/>
-          <w:lang w:val="ky-KG"/>
-        </w:rPr>
-        <w:t>— Оомийин, ата!</w:t>
-      </w:r>
-    </w:p>
-    <w:p>
-      <w:pPr>
-        <w:keepNext w:val="0"/>
-        <w:keepLines w:val="0"/>
-        <w:pageBreakBefore w:val="0"/>
-        <w:widowControl/>
-        <w:spacing w:line="269" w:lineRule="auto" w:after="120" w:before="0"/>
-      </w:pPr>
-      <w:r>
-        <w:rPr>
-          <w:rFonts w:ascii="Arial" w:eastAsia="Arial" w:hAnsi="Arial"/>
-          <w:color w:val="000000"/>
-          <w:sz w:val="22"/>
-          <w:lang w:val="ky-KG"/>
-        </w:rPr>
-        <w:t>Карыя чарчап, араңдан зорго үйүнө жетти.</w:t>
-      </w:r>
-    </w:p>
-    <w:p>
-      <w:pPr>
-        <w:keepNext w:val="0"/>
-        <w:keepLines w:val="0"/>
-        <w:pageBreakBefore w:val="0"/>
-        <w:widowControl/>
-        <w:spacing w:line="269" w:lineRule="auto" w:after="120" w:before="0"/>
-      </w:pPr>
-      <w:r>
-        <w:rPr>
-          <w:rFonts w:ascii="Arial" w:eastAsia="Arial" w:hAnsi="Arial"/>
-          <w:color w:val="000000"/>
-          <w:sz w:val="22"/>
-          <w:lang w:val="ky-KG"/>
-        </w:rPr>
-        <w:t>— Кош келиңиз, ата.</w:t>
-      </w:r>
-    </w:p>
-    <w:p>
-      <w:pPr>
-        <w:keepNext w:val="0"/>
-        <w:keepLines w:val="0"/>
-        <w:pageBreakBefore w:val="0"/>
-        <w:widowControl/>
-        <w:spacing w:line="269" w:lineRule="auto" w:after="120" w:before="0"/>
-      </w:pPr>
-      <w:r>
-        <w:rPr>
-          <w:rFonts w:ascii="Arial" w:eastAsia="Arial" w:hAnsi="Arial"/>
-          <w:color w:val="000000"/>
-          <w:sz w:val="22"/>
-          <w:lang w:val="ky-KG"/>
-        </w:rPr>
-        <w:t>— Апаң кайда, кызым?</w:t>
-      </w:r>
-    </w:p>
-    <w:p>
-      <w:pPr>
-        <w:keepNext w:val="0"/>
-        <w:keepLines w:val="0"/>
-        <w:pageBreakBefore w:val="0"/>
-        <w:widowControl/>
-        <w:spacing w:line="269" w:lineRule="auto" w:after="120" w:before="0"/>
-      </w:pPr>
-      <w:r>
-        <w:rPr>
-          <w:rFonts w:ascii="Arial" w:eastAsia="Arial" w:hAnsi="Arial"/>
-          <w:color w:val="000000"/>
-          <w:sz w:val="22"/>
-          <w:lang w:val="ky-KG"/>
-        </w:rPr>
-        <w:t>— Ашканада. Жумуртка бышырам деди, Орхан кайгананы абдан жакшы көрөт.</w:t>
-      </w:r>
-    </w:p>
-    <w:p>
-      <w:pPr>
-        <w:keepNext w:val="0"/>
-        <w:keepLines w:val="0"/>
-        <w:pageBreakBefore w:val="0"/>
-        <w:widowControl/>
-        <w:spacing w:line="269" w:lineRule="auto" w:after="120" w:before="0"/>
-      </w:pPr>
-      <w:r>
-        <w:rPr>
-          <w:rFonts w:ascii="Arial" w:eastAsia="Arial" w:hAnsi="Arial"/>
-          <w:color w:val="000000"/>
-          <w:sz w:val="22"/>
-          <w:lang w:val="ky-KG"/>
-        </w:rPr>
-        <w:t>— Буларды алып, апаңа берчи, белим үзүлүп калды.</w:t>
-      </w:r>
-    </w:p>
-    <w:p>
-      <w:pPr>
-        <w:keepNext w:val="0"/>
-        <w:keepLines w:val="0"/>
-        <w:pageBreakBefore w:val="0"/>
-        <w:widowControl/>
-        <w:spacing w:line="269" w:lineRule="auto" w:after="120" w:before="0"/>
-      </w:pPr>
-      <w:r>
-        <w:rPr>
-          <w:rFonts w:ascii="Arial" w:eastAsia="Arial" w:hAnsi="Arial"/>
-          <w:color w:val="000000"/>
-          <w:sz w:val="22"/>
-          <w:lang w:val="ky-KG"/>
-        </w:rPr>
-        <w:t>— Чоң ата, ысык нан алдыңызбы? — деп небереси үн катты.</w:t>
-      </w:r>
-    </w:p>
-    <w:p>
-      <w:pPr>
-        <w:keepNext w:val="0"/>
-        <w:keepLines w:val="0"/>
-        <w:pageBreakBefore w:val="0"/>
-        <w:widowControl/>
-        <w:spacing w:line="269" w:lineRule="auto" w:after="120" w:before="0"/>
-      </w:pPr>
-      <w:r>
-        <w:rPr>
-          <w:rFonts w:ascii="Arial" w:eastAsia="Arial" w:hAnsi="Arial"/>
-          <w:color w:val="000000"/>
-          <w:sz w:val="22"/>
-          <w:lang w:val="ky-KG"/>
-        </w:rPr>
-        <w:t>— Ооба, көп нерсе алдым.</w:t>
-      </w:r>
-    </w:p>
-    <w:p>
-      <w:pPr>
-        <w:keepNext w:val="0"/>
-        <w:keepLines w:val="0"/>
-        <w:pageBreakBefore w:val="0"/>
-        <w:widowControl/>
-        <w:spacing w:line="269" w:lineRule="auto" w:after="120" w:before="0"/>
-      </w:pPr>
-      <w:r>
-        <w:rPr>
-          <w:rFonts w:ascii="Arial" w:eastAsia="Arial" w:hAnsi="Arial"/>
-          <w:color w:val="000000"/>
-          <w:sz w:val="22"/>
-          <w:lang w:val="ky-KG"/>
-        </w:rPr>
-        <w:t>— Жашасын чоң атам!</w:t>
-      </w:r>
-    </w:p>
-    <w:p>
-      <w:pPr>
-        <w:keepNext w:val="0"/>
-        <w:keepLines w:val="0"/>
-        <w:pageBreakBefore w:val="0"/>
-        <w:widowControl/>
-        <w:spacing w:line="269" w:lineRule="auto" w:after="120" w:before="0"/>
-      </w:pPr>
-      <w:r>
-        <w:rPr>
-          <w:rFonts w:ascii="Arial" w:eastAsia="Arial" w:hAnsi="Arial"/>
-          <w:color w:val="000000"/>
-          <w:sz w:val="22"/>
-          <w:lang w:val="ky-KG"/>
-        </w:rPr>
-        <w:t>— Ата, эртең менен акчаңыз жок эле го, атүгүл чайга да жетчү эмес.</w:t>
-      </w:r>
-    </w:p>
-    <w:p>
-      <w:pPr>
-        <w:keepNext w:val="0"/>
-        <w:keepLines w:val="0"/>
-        <w:pageBreakBefore w:val="0"/>
-        <w:widowControl/>
-        <w:spacing w:line="269" w:lineRule="auto" w:after="120" w:before="0"/>
-      </w:pPr>
-      <w:r>
-        <w:rPr>
-          <w:rFonts w:ascii="Arial" w:eastAsia="Arial" w:hAnsi="Arial"/>
-          <w:color w:val="000000"/>
-          <w:sz w:val="22"/>
-          <w:lang w:val="ky-KG"/>
-        </w:rPr>
-        <w:t>— Аллах берди, кызым.</w:t>
-      </w:r>
-    </w:p>
-    <w:p>
-      <w:pPr>
-        <w:keepNext w:val="0"/>
-        <w:keepLines w:val="0"/>
-        <w:pageBreakBefore w:val="0"/>
-        <w:widowControl/>
-        <w:spacing w:line="269" w:lineRule="auto" w:after="120" w:before="0"/>
-      </w:pPr>
-      <w:r>
-        <w:rPr>
-          <w:rFonts w:ascii="Arial" w:eastAsia="Arial" w:hAnsi="Arial"/>
-          <w:color w:val="000000"/>
-          <w:sz w:val="22"/>
-          <w:lang w:val="ky-KG"/>
-        </w:rPr>
-        <w:t>Аялы бөлмөгө кирди:</w:t>
-      </w:r>
-    </w:p>
-    <w:p>
-      <w:pPr>
-        <w:keepNext w:val="0"/>
-        <w:keepLines w:val="0"/>
-        <w:pageBreakBefore w:val="0"/>
-        <w:widowControl/>
-        <w:spacing w:line="269" w:lineRule="auto" w:after="120" w:before="0"/>
-      </w:pPr>
-      <w:r>
-        <w:rPr>
-          <w:rFonts w:ascii="Arial" w:eastAsia="Arial" w:hAnsi="Arial"/>
-          <w:color w:val="000000"/>
-          <w:sz w:val="22"/>
-          <w:lang w:val="ky-KG"/>
-        </w:rPr>
-        <w:t>— Ой, абышка, мынча көп нерсе алгансың го?</w:t>
-      </w:r>
-    </w:p>
-    <w:p>
-      <w:pPr>
-        <w:keepNext w:val="0"/>
-        <w:keepLines w:val="0"/>
-        <w:pageBreakBefore w:val="0"/>
-        <w:widowControl/>
-        <w:spacing w:line="269" w:lineRule="auto" w:after="120" w:before="0"/>
-      </w:pPr>
-      <w:r>
-        <w:rPr>
-          <w:rFonts w:ascii="Arial" w:eastAsia="Arial" w:hAnsi="Arial"/>
-          <w:color w:val="000000"/>
-          <w:sz w:val="22"/>
-          <w:lang w:val="ky-KG"/>
-        </w:rPr>
-        <w:t>— Булар — үлүш, кемпир.</w:t>
-      </w:r>
-    </w:p>
-    <w:p>
-      <w:pPr>
-        <w:keepNext w:val="0"/>
-        <w:keepLines w:val="0"/>
-        <w:pageBreakBefore w:val="0"/>
-        <w:widowControl/>
-        <w:spacing w:line="269" w:lineRule="auto" w:after="120" w:before="0"/>
-      </w:pPr>
-      <w:r>
-        <w:rPr>
-          <w:rFonts w:ascii="Arial" w:eastAsia="Arial" w:hAnsi="Arial"/>
-          <w:color w:val="000000"/>
-          <w:sz w:val="22"/>
-          <w:lang w:val="ky-KG"/>
-        </w:rPr>
-        <w:t>Карыя болгон окуяларды бирден айтып берди.</w:t>
-      </w:r>
-    </w:p>
-    <w:p>
-      <w:pPr>
-        <w:keepNext w:val="0"/>
-        <w:keepLines w:val="0"/>
-        <w:pageBreakBefore w:val="0"/>
-        <w:widowControl/>
-        <w:spacing w:line="269" w:lineRule="auto" w:after="120" w:before="0"/>
-      </w:pPr>
-      <w:r>
-        <w:rPr>
-          <w:rFonts w:ascii="Arial" w:eastAsia="Arial" w:hAnsi="Arial"/>
-          <w:color w:val="000000"/>
-          <w:sz w:val="22"/>
-          <w:lang w:val="ky-KG"/>
-        </w:rPr>
-        <w:t>Азан айтылды. Ооз ачарды кайгана менен башташты. Ысык нан өзгөчө жарашты. Баштыктарда май да, сыр да бар экен. Чай менен абдан даамдуу болду.</w:t>
-      </w:r>
-    </w:p>
-    <w:p>
-      <w:pPr>
-        <w:keepNext w:val="0"/>
-        <w:keepLines w:val="0"/>
-        <w:pageBreakBefore w:val="0"/>
-        <w:widowControl/>
-        <w:spacing w:line="269" w:lineRule="auto" w:after="120" w:before="0"/>
-      </w:pPr>
-      <w:r>
-        <w:rPr>
-          <w:rFonts w:ascii="Arial" w:eastAsia="Arial" w:hAnsi="Arial"/>
-          <w:color w:val="000000"/>
-          <w:sz w:val="22"/>
-          <w:lang w:val="ky-KG"/>
-        </w:rPr>
-        <w:t>— Ооба, эң сонун болду, Аллахка шүгүр. Аллах кабыл кылсын. Халва да абдан даамдуу экен.</w:t>
-      </w:r>
-    </w:p>
-    <w:p>
-      <w:pPr>
-        <w:keepNext w:val="0"/>
-        <w:keepLines w:val="0"/>
-        <w:pageBreakBefore w:val="0"/>
-        <w:widowControl/>
-        <w:spacing w:line="269" w:lineRule="auto" w:after="120" w:before="0"/>
-      </w:pPr>
-      <w:r>
-        <w:rPr>
-          <w:rFonts w:ascii="Arial" w:eastAsia="Arial" w:hAnsi="Arial"/>
-          <w:color w:val="000000"/>
-          <w:sz w:val="22"/>
-          <w:lang w:val="ky-KG"/>
-        </w:rPr>
-        <w:t>Небереси дасторкондон туруп:</w:t>
-      </w:r>
-    </w:p>
-    <w:p>
-      <w:pPr>
-        <w:keepNext w:val="0"/>
-        <w:keepLines w:val="0"/>
-        <w:pageBreakBefore w:val="0"/>
-        <w:widowControl/>
-        <w:spacing w:line="269" w:lineRule="auto" w:after="120" w:before="0"/>
-      </w:pPr>
-      <w:r>
-        <w:rPr>
-          <w:rFonts w:ascii="Arial" w:eastAsia="Arial" w:hAnsi="Arial"/>
-          <w:color w:val="000000"/>
-          <w:sz w:val="22"/>
-          <w:lang w:val="ky-KG"/>
-        </w:rPr>
-        <w:t>— Бөлмөмө барып, дагы бир аз дуба кылайын, — дегенде чоң атасы таң калды:</w:t>
-      </w:r>
-    </w:p>
-    <w:p>
-      <w:pPr>
-        <w:keepNext w:val="0"/>
-        <w:keepLines w:val="0"/>
-        <w:pageBreakBefore w:val="0"/>
-        <w:widowControl/>
-        <w:spacing w:line="269" w:lineRule="auto" w:after="120" w:before="0"/>
-      </w:pPr>
-      <w:r>
-        <w:rPr>
-          <w:rFonts w:ascii="Arial" w:eastAsia="Arial" w:hAnsi="Arial"/>
-          <w:color w:val="000000"/>
-          <w:sz w:val="22"/>
-          <w:lang w:val="ky-KG"/>
-        </w:rPr>
-        <w:t>— Уктаардан мурда кыласың, уулум, али эрте го.</w:t>
-      </w:r>
-    </w:p>
-    <w:p>
-      <w:pPr>
-        <w:keepNext w:val="0"/>
-        <w:keepLines w:val="0"/>
-        <w:pageBreakBefore w:val="0"/>
-        <w:widowControl/>
-        <w:spacing w:line="269" w:lineRule="auto" w:after="120" w:before="0"/>
-      </w:pPr>
-      <w:r>
-        <w:rPr>
-          <w:rFonts w:ascii="Arial" w:eastAsia="Arial" w:hAnsi="Arial"/>
-          <w:color w:val="000000"/>
-          <w:sz w:val="22"/>
-          <w:lang w:val="ky-KG"/>
-        </w:rPr>
-        <w:t>— Кечээ да ушул маалда кылгам. Аллахтан ысык нан менен сыр сурагам. Карачы, бүгүн келди. Эми барып, сенин тишиңди жасатканга акча жиберсин деп дуба кылайын. Тиштериң бузулуп калган, бул тиштер менен араң чайнайсың.</w:t>
-      </w:r>
-    </w:p>
-    <w:p>
-      <w:pPr>
-        <w:keepNext w:val="0"/>
-        <w:keepLines w:val="0"/>
-        <w:pageBreakBefore w:val="0"/>
-        <w:widowControl/>
-        <w:spacing w:line="269" w:lineRule="auto" w:after="120" w:before="0"/>
-      </w:pPr>
-      <w:r>
-        <w:rPr>
-          <w:rFonts w:ascii="Arial" w:eastAsia="Arial" w:hAnsi="Arial"/>
-          <w:color w:val="000000"/>
-          <w:sz w:val="22"/>
-          <w:lang w:val="ky-KG"/>
-        </w:rPr>
-        <w:t>Апасы жылмайды:</w:t>
-      </w:r>
-    </w:p>
-    <w:p>
-      <w:pPr>
-        <w:keepNext w:val="0"/>
-        <w:keepLines w:val="0"/>
-        <w:pageBreakBefore w:val="0"/>
-        <w:widowControl/>
-        <w:spacing w:line="269" w:lineRule="auto" w:after="120" w:before="0"/>
-      </w:pPr>
-      <w:r>
-        <w:rPr>
-          <w:rFonts w:ascii="Arial" w:eastAsia="Arial" w:hAnsi="Arial"/>
-          <w:color w:val="000000"/>
-          <w:sz w:val="22"/>
-          <w:lang w:val="ky-KG"/>
-        </w:rPr>
-        <w:t>— Маркум атаң ушул күндөрдү көргөндө кана.</w:t>
-      </w:r>
-    </w:p>
-    <w:p>
-      <w:pPr>
-        <w:keepNext w:val="0"/>
-        <w:keepLines w:val="0"/>
-        <w:pageBreakBefore w:val="0"/>
-        <w:widowControl/>
-        <w:spacing w:line="269" w:lineRule="auto" w:after="120" w:before="0"/>
-      </w:pPr>
-      <w:r>
-        <w:rPr>
-          <w:rFonts w:ascii="Arial" w:eastAsia="Arial" w:hAnsi="Arial"/>
-          <w:color w:val="000000"/>
-          <w:sz w:val="22"/>
-          <w:lang w:val="ky-KG"/>
-        </w:rPr>
-        <w:t>— Атам ансыз деле ар түнү түшүмө кирип, мунун баарын көрүп турат. Негизи, мага дуба кылууну да ошол айткан.</w:t>
-      </w:r>
-    </w:p>
-    <w:p>
-      <w:pPr>
-        <w:keepNext w:val="0"/>
-        <w:keepLines w:val="0"/>
-        <w:pageBreakBefore w:val="0"/>
-        <w:widowControl/>
-        <w:spacing w:line="269" w:lineRule="auto" w:after="120" w:before="0"/>
-      </w:pPr>
-      <w:r>
-        <w:rPr>
-          <w:rFonts w:ascii="Arial" w:eastAsia="Arial" w:hAnsi="Arial"/>
-          <w:color w:val="000000"/>
-          <w:sz w:val="22"/>
-          <w:lang w:val="ky-KG"/>
-        </w:rPr>
-        <w:t>Карыянын эсине капысынан күрмөсү түштү. Илгичке барып, колун чөнтөгүнө салып, конвертти алды. Ичинде чоң суммадагы акча бар экен.</w:t>
-      </w:r>
-    </w:p>
-    <w:p>
-      <w:pPr>
-        <w:keepNext w:val="0"/>
-        <w:keepLines w:val="0"/>
-        <w:pageBreakBefore w:val="0"/>
-        <w:widowControl/>
-        <w:spacing w:line="269" w:lineRule="auto" w:after="120" w:before="0"/>
-      </w:pPr>
-      <w:r>
-        <w:rPr>
-          <w:rFonts w:ascii="Arial" w:eastAsia="Arial" w:hAnsi="Arial"/>
-          <w:color w:val="000000"/>
-          <w:sz w:val="22"/>
-          <w:lang w:val="ky-KG"/>
-        </w:rPr>
-        <w:t>Көзүнө жаш толду.</w:t>
-      </w:r>
-    </w:p>
-    <w:p>
-      <w:pPr>
-        <w:keepNext w:val="0"/>
-        <w:keepLines w:val="0"/>
-        <w:pageBreakBefore w:val="0"/>
-        <w:widowControl/>
-        <w:spacing w:line="269" w:lineRule="auto" w:after="120" w:before="0"/>
-      </w:pPr>
-      <w:r>
-        <w:rPr>
-          <w:rFonts w:ascii="Arial" w:eastAsia="Arial" w:hAnsi="Arial"/>
-          <w:color w:val="000000"/>
-          <w:sz w:val="22"/>
-          <w:lang w:val="ky-KG"/>
-        </w:rPr>
-        <w:t>— Эмне болду, абышка, көзүң эмнеге жашка толду?</w:t>
-      </w:r>
-    </w:p>
-    <w:p>
-      <w:pPr>
-        <w:keepNext/>
-        <w:keepLines w:val="0"/>
-        <w:pageBreakBefore w:val="0"/>
-        <w:widowControl/>
-        <w:spacing w:line="269" w:lineRule="auto" w:after="120" w:before="0"/>
-      </w:pPr>
-      <w:r>
-        <w:rPr>
-          <w:rFonts w:ascii="Arial" w:eastAsia="Arial" w:hAnsi="Arial"/>
-          <w:color w:val="000000"/>
-          <w:sz w:val="22"/>
-          <w:lang w:val="ky-KG"/>
-        </w:rPr>
-        <w:t>— Неберебиздин жүрөгүнөн өткөн нерсенин баарын Эгем жөнөтүптүр, кемпир. Бул акчаны карачы — майрамга чейин экөөбүз тең тишибизди жасата алабыз. Эгеме шүгүр!</w:t>
-      </w:r>
-    </w:p>
-    <w:p>
-      <w:pPr>
-        <w:pStyle w:val="Moral"/>
-        <w:keepNext/>
-        <w:keepLines/>
-        <w:pageBreakBefore w:val="0"/>
-        <w:widowControl/>
-        <w:spacing w:before="120" w:after="120" w:line="269" w:lineRule="auto"/>
-        <w:ind w:left="240" w:right="240"/>
-        <w:rPr>
-          <w:lang/>
-        </w:rPr>
-      </w:pPr>
-      <w:r>
-        <w:rPr>
-          <w:rFonts w:ascii="Arial" w:hAnsi="Arial"/>
-          <w:b/>
-          <w:color w:val="000000"/>
-          <w:sz w:val="22"/>
-          <w:lang w:val="ky-KG"/>
-        </w:rPr>
-        <w:t>Сабак: Чын жүрөктөн чыккан баланын дубасы жана бир нече боорукер адамдын жакшылыгы бир үй-бүлөнүн кайгысына даба болот. Бөлүшө билген коомдо эч ким ач калбайт.</w:t>
-      </w:r>
-      <w:r>
-        <w:rPr>
-          <w:rFonts w:ascii="Arial" w:hAnsi="Arial"/>
-          <w:color w:val="000000"/>
-          <w:sz w:val="22"/>
-          <w:lang w:val="ky-KG"/>
-        </w:rPr>
-      </w:r>
-    </w:p>
-    <w:p>
-      <w:pPr>
-        <w:keepNext w:val="0"/>
-        <w:keepLines w:val="0"/>
-        <w:pageBreakBefore w:val="0"/>
-        <w:widowControl/>
-        <w:spacing w:before="0" w:after="160" w:line="269" w:lineRule="auto"/>
-        <w:jc w:val="right"/>
-      </w:pPr>
-      <w:r>
-        <w:rPr>
-          <w:rFonts w:ascii="Arial" w:eastAsia="Arial" w:hAnsi="Arial" w:cs="Arial"/>
-          <w:i/>
-          <w:color w:val="000000"/>
-          <w:sz w:val="18"/>
-          <w:lang w:val="ky-KG"/>
-        </w:rPr>
-        <w:t>Аңгемелер ачык интернет булактарынан алынган, иллюстрациялар болсо ЖИ менен түзүлгөн.</w:t>
-      </w:r>
-    </w:p>
+        <w:t>Аңгемелер интернеттен чогултулуп, жасалма интеллекттин жардамы менен иштелип чыккан. Бардык сүрөттөр жасалма интеллект аркылуу түзүлгөн.</w:t>
+      </w:r>
+    </w:p>
+    <w:p/>
     <w:sectPr>
       <w:headerReference w:type="even" r:id="rId7"/>
       <w:headerReference w:type="default" r:id="rId8"/>
@@ -1896,7 +1115,6 @@
     </w:pPr>
     <w:rPr>
       <w:rFonts w:asciiTheme="majorHAnsi" w:eastAsiaTheme="majorEastAsia" w:hAnsiTheme="majorHAnsi" w:cstheme="majorBidi"/>
-      <w:color w:val="000000"/>
       <w:sz w:val="40"/>
       <w:szCs w:val="40"/>
     </w:rPr>
@@ -1918,7 +1136,6 @@
     </w:pPr>
     <w:rPr>
       <w:rFonts w:asciiTheme="majorHAnsi" w:eastAsiaTheme="majorEastAsia" w:hAnsiTheme="majorHAnsi" w:cstheme="majorBidi"/>
-      <w:color w:val="000000"/>
       <w:sz w:val="32"/>
       <w:szCs w:val="32"/>
     </w:rPr>
@@ -1941,7 +1158,6 @@
     </w:pPr>
     <w:rPr>
       <w:rFonts w:eastAsiaTheme="majorEastAsia" w:cstheme="majorBidi"/>
-      <w:color w:val="000000"/>
       <w:sz w:val="28"/>
       <w:szCs w:val="28"/>
     </w:rPr>
@@ -1966,7 +1182,6 @@
       <w:rFonts w:eastAsiaTheme="majorEastAsia" w:cstheme="majorBidi"/>
       <w:i/>
       <w:iCs/>
-      <w:color w:val="000000"/>
     </w:rPr>
   </w:style>
   <w:style w:type="paragraph" w:styleId="Heading5">
@@ -1987,7 +1202,6 @@
     </w:pPr>
     <w:rPr>
       <w:rFonts w:eastAsiaTheme="majorEastAsia" w:cstheme="majorBidi"/>
-      <w:color w:val="000000"/>
     </w:rPr>
   </w:style>
   <w:style w:type="paragraph" w:styleId="Heading6">
@@ -2010,7 +1224,6 @@
       <w:rFonts w:eastAsiaTheme="majorEastAsia" w:cstheme="majorBidi"/>
       <w:i/>
       <w:iCs/>
-      <w:color w:val="000000"/>
     </w:rPr>
   </w:style>
   <w:style w:type="paragraph" w:styleId="Heading7">
@@ -2031,7 +1244,6 @@
     </w:pPr>
     <w:rPr>
       <w:rFonts w:eastAsiaTheme="majorEastAsia" w:cstheme="majorBidi"/>
-      <w:color w:val="000000"/>
     </w:rPr>
   </w:style>
   <w:style w:type="paragraph" w:styleId="Heading8">
@@ -2054,7 +1266,6 @@
       <w:rFonts w:eastAsiaTheme="majorEastAsia" w:cstheme="majorBidi"/>
       <w:i/>
       <w:iCs/>
-      <w:color w:val="000000"/>
     </w:rPr>
   </w:style>
   <w:style w:type="paragraph" w:styleId="Heading9">
@@ -2075,13 +1286,11 @@
     </w:pPr>
     <w:rPr>
       <w:rFonts w:eastAsiaTheme="majorEastAsia" w:cstheme="majorBidi"/>
-      <w:color w:val="000000"/>
     </w:rPr>
   </w:style>
   <w:style w:type="character" w:default="1" w:styleId="DefaultParagraphFont">
     <w:name w:val="Default Paragraph Font"/>
     <w:uiPriority w:val="1"/>
-    <w:semiHidden/>
     <w:unhideWhenUsed/>
   </w:style>
   <w:style w:type="table" w:default="1" w:styleId="TableNormal">
@@ -2237,7 +1446,6 @@
     </w:pPr>
     <w:rPr>
       <w:rFonts w:asciiTheme="majorHAnsi" w:eastAsiaTheme="majorEastAsia" w:hAnsiTheme="majorHAnsi" w:cstheme="majorBidi"/>
-      <w:color w:val="000000"/>
       <w:spacing w:val="-10"/>
       <w:kern w:val="28"/>
       <w:sz w:val="56"/>
@@ -2273,7 +1481,6 @@
     </w:pPr>
     <w:rPr>
       <w:rFonts w:eastAsiaTheme="majorEastAsia" w:cstheme="majorBidi"/>
-      <w:color w:val="000000"/>
       <w:spacing w:val="15"/>
       <w:sz w:val="28"/>
       <w:szCs w:val="28"/>
@@ -2308,7 +1515,6 @@
     <w:rPr>
       <w:i/>
       <w:iCs/>
-      <w:color w:val="000000"/>
     </w:rPr>
   </w:style>
   <w:style w:type="character" w:customStyle="1" w:styleId="QuoteChar">
@@ -2333,9 +1539,6 @@
       <w:ind w:left="720"/>
       <w:contextualSpacing/>
     </w:pPr>
-    <w:rPr>
-      <w:color w:val="000000"/>
-    </w:rPr>
   </w:style>
   <w:style w:type="character" w:styleId="IntenseEmphasis">
     <w:name w:val="Intense Emphasis"/>
@@ -2365,7 +1568,6 @@
     <w:rPr>
       <w:i/>
       <w:iCs/>
-      <w:color w:val="000000"/>
     </w:rPr>
   </w:style>
   <w:style w:type="character" w:customStyle="1" w:styleId="IntenseQuoteChar">
@@ -2405,9 +1607,6 @@
     <w:pPr>
       <w:spacing w:after="100"/>
     </w:pPr>
-    <w:rPr>
-      <w:color w:val="000000"/>
-    </w:rPr>
   </w:style>
   <w:style w:type="paragraph" w:customStyle="1" w:styleId="Moral">
     <w:name w:val="Moral"/>
@@ -2419,7 +1618,6 @@
     <w:rPr>
       <w:rFonts w:ascii="Arial" w:eastAsia="Arial" w:hAnsi="Arial"/>
       <w:i/>
-      <w:color w:val="000000"/>
       <w:kern w:val="0"/>
       <w:sz w:val="22"/>
       <w:szCs w:val="22"/>
@@ -2441,9 +1639,6 @@
       </w:tabs>
       <w:spacing w:after="0" w:line="240" w:lineRule="auto"/>
     </w:pPr>
-    <w:rPr>
-      <w:color w:val="000000"/>
-    </w:rPr>
   </w:style>
   <w:style w:type="character" w:customStyle="1" w:styleId="HeaderChar">
     <w:name w:val="Header Char"/>
@@ -2466,9 +1661,6 @@
       </w:tabs>
       <w:spacing w:after="0" w:line="240" w:lineRule="auto"/>
     </w:pPr>
-    <w:rPr>
-      <w:color w:val="000000"/>
-    </w:rPr>
   </w:style>
   <w:style w:type="character" w:customStyle="1" w:styleId="FooterChar">
     <w:name w:val="Footer Char"/>
@@ -2491,7 +1683,6 @@
     </w:pPr>
     <w:rPr>
       <w:rFonts w:eastAsiaTheme="minorEastAsia"/>
-      <w:color w:val="000000"/>
     </w:rPr>
   </w:style>
   <w:style w:type="paragraph" w:styleId="TOC3">
@@ -2508,7 +1699,6 @@
     </w:pPr>
     <w:rPr>
       <w:rFonts w:eastAsiaTheme="minorEastAsia"/>
-      <w:color w:val="000000"/>
     </w:rPr>
   </w:style>
   <w:style w:type="paragraph" w:styleId="TOC4">
@@ -2525,7 +1715,6 @@
     </w:pPr>
     <w:rPr>
       <w:rFonts w:eastAsiaTheme="minorEastAsia"/>
-      <w:color w:val="000000"/>
     </w:rPr>
   </w:style>
   <w:style w:type="paragraph" w:styleId="TOC5">
@@ -2542,7 +1731,6 @@
     </w:pPr>
     <w:rPr>
       <w:rFonts w:eastAsiaTheme="minorEastAsia"/>
-      <w:color w:val="000000"/>
     </w:rPr>
   </w:style>
   <w:style w:type="paragraph" w:styleId="TOC6">
@@ -2559,7 +1747,6 @@
     </w:pPr>
     <w:rPr>
       <w:rFonts w:eastAsiaTheme="minorEastAsia"/>
-      <w:color w:val="000000"/>
     </w:rPr>
   </w:style>
   <w:style w:type="paragraph" w:styleId="TOC7">
@@ -2576,7 +1763,6 @@
     </w:pPr>
     <w:rPr>
       <w:rFonts w:eastAsiaTheme="minorEastAsia"/>
-      <w:color w:val="000000"/>
     </w:rPr>
   </w:style>
   <w:style w:type="paragraph" w:styleId="TOC8">
@@ -2593,7 +1779,6 @@
     </w:pPr>
     <w:rPr>
       <w:rFonts w:eastAsiaTheme="minorEastAsia"/>
-      <w:color w:val="000000"/>
     </w:rPr>
   </w:style>
   <w:style w:type="paragraph" w:styleId="TOC9">
@@ -2610,7 +1795,6 @@
     </w:pPr>
     <w:rPr>
       <w:rFonts w:eastAsiaTheme="minorEastAsia"/>
-      <w:color w:val="000000"/>
     </w:rPr>
   </w:style>
   <w:style w:type="paragraph" w:styleId="TOCHeading">
@@ -2626,7 +1810,6 @@
       <w:outlineLvl w:val="9"/>
     </w:pPr>
     <w:rPr>
-      <w:color w:val="000000"/>
       <w:kern w:val="0"/>
       <w:sz w:val="32"/>
       <w:szCs w:val="32"/>
